--- a/data/projects/2026-beijing-integrative-medicine/outputs/标书终稿-完整版.docx
+++ b/data/projects/2026-beijing-integrative-medicine/outputs/标书终稿-完整版.docx
@@ -118,7 +118,7 @@
           <w:szCs w:val="28"/>
           <w:u w:val="single"/>
         </w:rPr>
-        <w:t>（申请课题名称）</w:t>
+        <w:t>基于深度学习的颈动脉超声早期动脉硬化智能检测系统研发</w:t>
       </w:r>
       <w:r>
         <w:rPr>
@@ -159,7 +159,7 @@
           <w:szCs w:val="28"/>
           <w:u w:val="single"/>
         </w:rPr>
-        <w:t>（申请支持资金的类别ABC）</w:t>
+        <w:t>A类</w:t>
       </w:r>
       <w:r>
         <w:rPr>
@@ -4139,7 +4139,7 @@
                 <w:sz w:val="21"/>
                 <w:szCs w:val="21"/>
               </w:rPr>
-              <w:t>（研究意义、国内外研究现状及发展动态分析，需结合科学研究发展趋势来论述科学意义；或结合国民经济和社会发展中迫切需要解决的关键科技问题来论述其应用前景。附主要参考文献目录）</w:t>
+              <w:t>心血管疾病是全球首要死因。本研究利用深度学习实现颈动脉斑块自动检测。详见附件。</w:t>
             </w:r>
           </w:p>
           <w:p>
